--- a/development/ternP-test/cleaning_summary_messy.docx
+++ b/development/ternP-test/cleaning_summary_messy.docx
@@ -94,7 +94,7 @@
           <w:szCs w:val="22"/>
           <w:color w:val="000000"/>
         </w:rPr>
-        <w:t xml:space="preserve">•  String representations of missing values (“NA”, “na”, “Na”, and “unk”) were detected and converted to true NA.</w:t>
+        <w:t xml:space="preserve">•  74 string NA values (“NA”, “na”, “Na”, “unk”) were detected across 2 columns and converted to true NA: Sex, Tumor_Differentiation.</w:t>
       </w:r>
     </w:p>
     <w:p>
@@ -148,7 +148,7 @@
           <w:szCs w:val="22"/>
           <w:color w:val="000000"/>
         </w:rPr>
-        <w:t xml:space="preserve">•  3 completely blank rows were removed from the dataset.</w:t>
+        <w:t xml:space="preserve">•  3 completely blank rows were removed from the dataset (original row positions: 930, 931, 932).</w:t>
       </w:r>
     </w:p>
     <w:p>
@@ -175,7 +175,7 @@
           <w:szCs w:val="22"/>
           <w:color w:val="000000"/>
         </w:rPr>
-        <w:t xml:space="preserve">•  Capitalization inconsistencies were detected and standardized to title case in 1 column: Sex.</w:t>
+        <w:t xml:space="preserve">•  Capitalization inconsistencies were detected and standardized to title case in 1 column. Sex: “MAle” → “Male”, “fEMALE” → “Female”.</w:t>
       </w:r>
     </w:p>
     <w:p>
@@ -202,7 +202,7 @@
           <w:szCs w:val="22"/>
           <w:color w:val="000000"/>
         </w:rPr>
-        <w:t xml:space="preserve">•  3 rows were flagged as sparse (more than 50% of values missing). These rows are retained in the cleaned dataset and are available via result$sparse_rows for review or export.</w:t>
+        <w:t xml:space="preserve">•  3 rows were flagged as sparse (more than 50% of values missing) and retained in the cleaned dataset (row positions in cleaned data: 930, 931, 932). These rows are available via result$sparse_rows for review or export.</w:t>
       </w:r>
     </w:p>
     <w:p>
